--- a/EXPORTS/DOCX/review/niveau2/Dutch/Polynesië.docx
+++ b/EXPORTS/DOCX/review/niveau2/Dutch/Polynesië.docx
@@ -175,7 +175,7 @@
           <w:rFonts w:ascii="Charis SIL Regular" w:hAnsi="Charis SIL Regular" w:eastAsia="Charis SIL Regular"/>
           <w:b w:val="0"/>
           <w:i w:val="0"/>
-          <w:color w:val="0066CC"/>
+          <w:color w:val="0000FF"/>
           <w:sz w:val="24"/>
           <w:u w:val="single"/>
         </w:rPr>
@@ -199,7 +199,7 @@
           <w:rFonts w:ascii="Charis SIL Regular" w:hAnsi="Charis SIL Regular" w:eastAsia="Charis SIL Regular"/>
           <w:b w:val="0"/>
           <w:i w:val="0"/>
-          <w:color w:val="0066CC"/>
+          <w:color w:val="0000FF"/>
           <w:sz w:val="24"/>
           <w:u w:val="single"/>
         </w:rPr>
@@ -223,10 +223,22 @@
           <w:rFonts w:ascii="Charis SIL Regular" w:hAnsi="Charis SIL Regular" w:eastAsia="Charis SIL Regular"/>
           <w:b w:val="0"/>
           <w:i w:val="0"/>
-          <w:color w:val="0066CC"/>
+          <w:color w:val="0000FF"/>
           <w:sz w:val="24"/>
+          <w:u w:val="single"/>
         </w:rPr>
-        <w:t>Ambtenaren</w:t>
+        <w:t>Ambtena</w:t>
+      </w:r>
+      <w:r>
+        <w:rPr>
+          <w:rFonts w:ascii="Charis SIL Regular" w:hAnsi="Charis SIL Regular" w:eastAsia="Charis SIL Regular"/>
+          <w:b w:val="0"/>
+          <w:i w:val="0"/>
+          <w:color w:val="0000FF"/>
+          <w:sz w:val="24"/>
+          <w:u w:val="single"/>
+        </w:rPr>
+        <w:t>ren</w:t>
       </w:r>
       <w:r>
         <w:br/>
@@ -246,11 +258,22 @@
           <w:rFonts w:ascii="Charis SIL Regular" w:hAnsi="Charis SIL Regular" w:eastAsia="Charis SIL Regular"/>
           <w:b w:val="0"/>
           <w:i w:val="0"/>
-          <w:color w:val="0066CC"/>
+          <w:color w:val="0000FF"/>
           <w:sz w:val="24"/>
           <w:u w:val="single"/>
         </w:rPr>
-        <w:t>Leger en marine</w:t>
+        <w:t>Leger en ma</w:t>
+      </w:r>
+      <w:r>
+        <w:rPr>
+          <w:rFonts w:ascii="Charis SIL Regular" w:hAnsi="Charis SIL Regular" w:eastAsia="Charis SIL Regular"/>
+          <w:b w:val="0"/>
+          <w:i w:val="0"/>
+          <w:color w:val="0000FF"/>
+          <w:sz w:val="24"/>
+          <w:u w:val="single"/>
+        </w:rPr>
+        <w:t>rine</w:t>
       </w:r>
       <w:r>
         <w:br/>
@@ -270,7 +293,7 @@
           <w:rFonts w:ascii="Charis SIL Regular" w:hAnsi="Charis SIL Regular" w:eastAsia="Charis SIL Regular"/>
           <w:b w:val="0"/>
           <w:i w:val="0"/>
-          <w:color w:val="0066CC"/>
+          <w:color w:val="0000FF"/>
           <w:sz w:val="24"/>
           <w:u w:val="single"/>
         </w:rPr>
@@ -281,7 +304,7 @@
           <w:rFonts w:ascii="Charis SIL Regular" w:hAnsi="Charis SIL Regular" w:eastAsia="Charis SIL Regular"/>
           <w:b w:val="0"/>
           <w:i w:val="0"/>
-          <w:color w:val="0066CC"/>
+          <w:color w:val="0000FF"/>
           <w:sz w:val="24"/>
           <w:u w:val="single"/>
         </w:rPr>
@@ -302,7 +325,7 @@
           <w:rFonts w:ascii="Charis SIL Regular" w:hAnsi="Charis SIL Regular" w:eastAsia="Charis SIL Regular"/>
           <w:b w:val="0"/>
           <w:i w:val="0"/>
-          <w:color w:val="0066CC"/>
+          <w:color w:val="0000FF"/>
           <w:sz w:val="24"/>
           <w:u w:val="single"/>
         </w:rPr>
@@ -326,7 +349,7 @@
           <w:rFonts w:ascii="Charis SIL Regular" w:hAnsi="Charis SIL Regular" w:eastAsia="Charis SIL Regular"/>
           <w:b w:val="0"/>
           <w:i w:val="0"/>
-          <w:color w:val="0066CC"/>
+          <w:color w:val="0000FF"/>
           <w:sz w:val="24"/>
           <w:u w:val="single"/>
         </w:rPr>
@@ -337,7 +360,7 @@
           <w:rFonts w:ascii="Charis SIL Regular" w:hAnsi="Charis SIL Regular" w:eastAsia="Charis SIL Regular"/>
           <w:b w:val="0"/>
           <w:i w:val="0"/>
-          <w:color w:val="0066CC"/>
+          <w:color w:val="0000FF"/>
           <w:sz w:val="24"/>
           <w:u w:val="single"/>
         </w:rPr>
@@ -361,7 +384,7 @@
           <w:rFonts w:ascii="Charis SIL Regular" w:hAnsi="Charis SIL Regular" w:eastAsia="Charis SIL Regular"/>
           <w:b w:val="0"/>
           <w:i w:val="0"/>
-          <w:color w:val="0066CC"/>
+          <w:color w:val="0000FF"/>
           <w:sz w:val="24"/>
           <w:u w:val="single"/>
         </w:rPr>
@@ -385,7 +408,7 @@
           <w:rFonts w:ascii="Charis SIL Regular" w:hAnsi="Charis SIL Regular" w:eastAsia="Charis SIL Regular"/>
           <w:b w:val="0"/>
           <w:i w:val="0"/>
-          <w:color w:val="0066CC"/>
+          <w:color w:val="0000FF"/>
           <w:sz w:val="24"/>
           <w:u w:val="single"/>
         </w:rPr>
@@ -396,7 +419,7 @@
           <w:rFonts w:ascii="Charis SIL Regular" w:hAnsi="Charis SIL Regular" w:eastAsia="Charis SIL Regular"/>
           <w:b w:val="0"/>
           <w:i w:val="0"/>
-          <w:color w:val="0066CC"/>
+          <w:color w:val="0000FF"/>
           <w:sz w:val="24"/>
           <w:u w:val="single"/>
         </w:rPr>

--- a/EXPORTS/DOCX/review/niveau2/Dutch/Polynesië.docx
+++ b/EXPORTS/DOCX/review/niveau2/Dutch/Polynesië.docx
@@ -136,7 +136,47 @@
         <w:autoSpaceDN w:val="0"/>
         <w:autoSpaceDE w:val="0"/>
         <w:widowControl/>
-        <w:spacing w:line="538" w:lineRule="exact" w:before="192" w:after="0"/>
+        <w:spacing w:line="420" w:lineRule="exact" w:before="198" w:after="0"/>
+        <w:ind w:left="0" w:right="0" w:firstLine="0"/>
+        <w:jc w:val="left"/>
+      </w:pPr>
+      <w:r>
+        <w:rPr>
+          <w:rFonts w:ascii="Charis SIL Bold" w:hAnsi="Charis SIL Bold" w:eastAsia="Charis SIL Bold"/>
+          <w:b/>
+          <w:i w:val="0"/>
+          <w:color w:val="000000"/>
+          <w:sz w:val="28"/>
+        </w:rPr>
+        <w:t>Klad</w:t>
+      </w:r>
+    </w:p>
+    <w:p>
+      <w:pPr>
+        <w:autoSpaceDN w:val="0"/>
+        <w:autoSpaceDE w:val="0"/>
+        <w:widowControl/>
+        <w:spacing w:line="352" w:lineRule="exact" w:before="210" w:after="0"/>
+        <w:ind w:left="0" w:right="0" w:firstLine="0"/>
+        <w:jc w:val="left"/>
+      </w:pPr>
+      <w:r>
+        <w:rPr>
+          <w:rFonts w:ascii="Charis SIL Regular" w:hAnsi="Charis SIL Regular" w:eastAsia="Charis SIL Regular"/>
+          <w:b w:val="0"/>
+          <w:i w:val="0"/>
+          <w:color w:val="000000"/>
+          <w:sz w:val="24"/>
+        </w:rPr>
+        <w:t>Appendix E bij dissertatie Van Santen is een lijst met objecten die in 1825 zijn verzameld</w:t>
+      </w:r>
+    </w:p>
+    <w:p>
+      <w:pPr>
+        <w:autoSpaceDN w:val="0"/>
+        <w:autoSpaceDE w:val="0"/>
+        <w:widowControl/>
+        <w:spacing w:line="538" w:lineRule="exact" w:before="198" w:after="0"/>
         <w:ind w:left="0" w:right="0" w:firstLine="0"/>
         <w:jc w:val="left"/>
       </w:pPr>
@@ -431,7 +471,47 @@
         <w:autoSpaceDN w:val="0"/>
         <w:autoSpaceDE w:val="0"/>
         <w:widowControl/>
-        <w:spacing w:line="354" w:lineRule="exact" w:before="174" w:after="0"/>
+        <w:spacing w:line="538" w:lineRule="exact" w:before="198" w:after="0"/>
+        <w:ind w:left="0" w:right="0" w:firstLine="0"/>
+        <w:jc w:val="left"/>
+      </w:pPr>
+      <w:r>
+        <w:rPr>
+          <w:rFonts w:ascii="Charis SIL Bold" w:hAnsi="Charis SIL Bold" w:eastAsia="Charis SIL Bold"/>
+          <w:b/>
+          <w:i w:val="0"/>
+          <w:color w:val="000000"/>
+          <w:sz w:val="36"/>
+        </w:rPr>
+        <w:t>Primary sources</w:t>
+      </w:r>
+    </w:p>
+    <w:p>
+      <w:pPr>
+        <w:autoSpaceDN w:val="0"/>
+        <w:autoSpaceDE w:val="0"/>
+        <w:widowControl/>
+        <w:spacing w:line="540" w:lineRule="exact" w:before="192" w:after="0"/>
+        <w:ind w:left="0" w:right="0" w:firstLine="0"/>
+        <w:jc w:val="left"/>
+      </w:pPr>
+      <w:r>
+        <w:rPr>
+          <w:rFonts w:ascii="Charis SIL Bold" w:hAnsi="Charis SIL Bold" w:eastAsia="Charis SIL Bold"/>
+          <w:b/>
+          <w:i w:val="0"/>
+          <w:color w:val="000000"/>
+          <w:sz w:val="36"/>
+        </w:rPr>
+        <w:t>Secondary sources</w:t>
+      </w:r>
+    </w:p>
+    <w:p>
+      <w:pPr>
+        <w:autoSpaceDN w:val="0"/>
+        <w:autoSpaceDE w:val="0"/>
+        <w:widowControl/>
+        <w:spacing w:line="352" w:lineRule="exact" w:before="228" w:after="0"/>
         <w:ind w:left="0" w:right="0" w:firstLine="0"/>
         <w:jc w:val="left"/>
       </w:pPr>
@@ -443,7 +523,7 @@
           <w:color w:val="000000"/>
           <w:sz w:val="24"/>
         </w:rPr>
-        <w:t>THIS RA HAS NO SOURCES</w:t>
+        <w:t>Dissertatie:</w:t>
       </w:r>
     </w:p>
     <w:p>
@@ -451,7 +531,139 @@
         <w:autoSpaceDN w:val="0"/>
         <w:autoSpaceDE w:val="0"/>
         <w:widowControl/>
-        <w:spacing w:line="540" w:lineRule="exact" w:before="476" w:after="0"/>
+        <w:spacing w:line="288" w:lineRule="exact" w:before="240" w:after="0"/>
+        <w:ind w:left="800" w:right="1008" w:firstLine="0"/>
+        <w:jc w:val="left"/>
+      </w:pPr>
+      <w:r>
+        <w:rPr>
+          <w:rFonts w:ascii="Charis SIL Italic" w:hAnsi="Charis SIL Italic" w:eastAsia="Charis SIL Italic"/>
+          <w:b w:val="0"/>
+          <w:i/>
+          <w:color w:val="000000"/>
+          <w:sz w:val="24"/>
+        </w:rPr>
+        <w:t xml:space="preserve">Santen, Caroline van. Nuku Hiva 1825: ethnohistory of a Dutch-Marquesan </w:t>
+      </w:r>
+      <w:r>
+        <w:rPr>
+          <w:rFonts w:ascii="Charis SIL Italic" w:hAnsi="Charis SIL Italic" w:eastAsia="Charis SIL Italic"/>
+          <w:b w:val="0"/>
+          <w:i/>
+          <w:color w:val="000000"/>
+          <w:sz w:val="24"/>
+        </w:rPr>
+        <w:t xml:space="preserve">encounter and an art-historical study of Marquesan material culture. Proefschrift </w:t>
+      </w:r>
+      <w:r>
+        <w:rPr>
+          <w:rFonts w:ascii="Charis SIL Italic" w:hAnsi="Charis SIL Italic" w:eastAsia="Charis SIL Italic"/>
+          <w:b w:val="0"/>
+          <w:i/>
+          <w:color w:val="000000"/>
+          <w:sz w:val="24"/>
+        </w:rPr>
+        <w:t>University of East Anglia, 2021.</w:t>
+      </w:r>
+      <w:r>
+        <w:rPr>
+          <w:rFonts w:ascii="Charis SIL Italic" w:hAnsi="Charis SIL Italic" w:eastAsia="Charis SIL Italic"/>
+          <w:b w:val="0"/>
+          <w:i/>
+          <w:color w:val="000000"/>
+          <w:sz w:val="24"/>
+        </w:rPr>
+        <w:t>SCHRIJVEN!</w:t>
+      </w:r>
+    </w:p>
+    <w:p>
+      <w:pPr>
+        <w:autoSpaceDN w:val="0"/>
+        <w:autoSpaceDE w:val="0"/>
+        <w:widowControl/>
+        <w:spacing w:line="352" w:lineRule="exact" w:before="176" w:after="0"/>
+        <w:ind w:left="800" w:right="0" w:firstLine="0"/>
+        <w:jc w:val="left"/>
+      </w:pPr>
+      <w:r>
+        <w:rPr>
+          <w:rFonts w:ascii="Charis SIL Regular" w:hAnsi="Charis SIL Regular" w:eastAsia="Charis SIL Regular"/>
+          <w:b w:val="0"/>
+          <w:i w:val="0"/>
+          <w:color w:val="0000FF"/>
+          <w:sz w:val="24"/>
+          <w:u w:val="single"/>
+        </w:rPr>
+        <w:hyperlink r:id="rId9" w:history="1">
+          <w:r>
+            <w:rPr>
+              <w:rStyle w:val="Hyperlink"/>
+            </w:rPr>
+            <w:t>https://</w:t>
+          </w:r>
+        </w:hyperlink>
+      </w:r>
+      <w:r>
+        <w:rPr>
+          <w:rFonts w:ascii="Charis SIL Regular" w:hAnsi="Charis SIL Regular" w:eastAsia="Charis SIL Regular"/>
+          <w:b w:val="0"/>
+          <w:i w:val="0"/>
+          <w:color w:val="0000FF"/>
+          <w:sz w:val="24"/>
+          <w:u w:val="single"/>
+        </w:rPr>
+        <w:hyperlink r:id="rId9" w:history="1">
+          <w:r>
+            <w:rPr>
+              <w:rStyle w:val="Hyperlink"/>
+            </w:rPr>
+            <w:t>ueaeprints.uea.ac.uk/</w:t>
+          </w:r>
+        </w:hyperlink>
+      </w:r>
+      <w:r>
+        <w:rPr>
+          <w:rFonts w:ascii="Charis SIL Regular" w:hAnsi="Charis SIL Regular" w:eastAsia="Charis SIL Regular"/>
+          <w:b w:val="0"/>
+          <w:i w:val="0"/>
+          <w:color w:val="0000FF"/>
+          <w:sz w:val="24"/>
+          <w:u w:val="single"/>
+        </w:rPr>
+        <w:hyperlink r:id="rId9" w:history="1">
+          <w:r>
+            <w:rPr>
+              <w:rStyle w:val="Hyperlink"/>
+            </w:rPr>
+            <w:t>id/</w:t>
+          </w:r>
+        </w:hyperlink>
+      </w:r>
+      <w:r>
+        <w:rPr>
+          <w:rFonts w:ascii="Charis SIL Regular" w:hAnsi="Charis SIL Regular" w:eastAsia="Charis SIL Regular"/>
+          <w:b w:val="0"/>
+          <w:i w:val="0"/>
+          <w:color w:val="0000FF"/>
+          <w:sz w:val="24"/>
+          <w:u w:val="single"/>
+        </w:rPr>
+        <w:hyperlink r:id="rId9" w:history="1">
+          <w:r>
+            <w:rPr>
+              <w:rStyle w:val="Hyperlink"/>
+            </w:rPr>
+            <w:t>eprint/85985</w:t>
+          </w:r>
+        </w:hyperlink>
+      </w:r>
+    </w:p>
+    <w:p>
+      <w:pPr>
+        <w:autoSpaceDN w:val="0"/>
+        <w:autoSpaceDE w:val="0"/>
+        <w:widowControl/>
+        <w:spacing w:line="538" w:lineRule="exact" w:before="478" w:after="0"/>
         <w:ind w:left="0" w:right="0" w:firstLine="0"/>
         <w:jc w:val="left"/>
       </w:pPr>
@@ -471,7 +683,7 @@
         <w:autoSpaceDN w:val="0"/>
         <w:autoSpaceDE w:val="0"/>
         <w:widowControl/>
-        <w:spacing w:line="352" w:lineRule="exact" w:before="228" w:after="0"/>
+        <w:spacing w:line="352" w:lineRule="exact" w:before="230" w:after="0"/>
         <w:ind w:left="0" w:right="0" w:firstLine="0"/>
         <w:jc w:val="left"/>
       </w:pPr>
@@ -508,7 +720,7 @@
     </w:p>
     <w:sectPr>
       <w:pgSz w:w="11900" w:h="16840"/>
-      <w:pgMar w:top="448" w:right="940" w:bottom="1440" w:left="960" w:header="720" w:footer="720" w:gutter="0"/>
+      <w:pgMar w:top="448" w:right="940" w:bottom="710" w:left="960" w:header="720" w:footer="720" w:gutter="0"/>
       <w:cols/>
       <w:docGrid w:linePitch="360"/>
     </w:sectPr>

--- a/EXPORTS/DOCX/review/niveau2/Dutch/Polynesië.docx
+++ b/EXPORTS/DOCX/review/niveau2/Dutch/Polynesië.docx
@@ -663,7 +663,7 @@
         <w:autoSpaceDN w:val="0"/>
         <w:autoSpaceDE w:val="0"/>
         <w:widowControl/>
-        <w:spacing w:line="538" w:lineRule="exact" w:before="478" w:after="0"/>
+        <w:spacing w:line="538" w:lineRule="exact" w:before="458" w:after="0"/>
         <w:ind w:left="0" w:right="0" w:firstLine="0"/>
         <w:jc w:val="left"/>
       </w:pPr>
@@ -720,7 +720,7 @@
     </w:p>
     <w:sectPr>
       <w:pgSz w:w="11900" w:h="16840"/>
-      <w:pgMar w:top="448" w:right="940" w:bottom="710" w:left="960" w:header="720" w:footer="720" w:gutter="0"/>
+      <w:pgMar w:top="448" w:right="940" w:bottom="720" w:left="960" w:header="720" w:footer="720" w:gutter="0"/>
       <w:cols/>
       <w:docGrid w:linePitch="360"/>
     </w:sectPr>
